--- a/apps/web/public/договір_розлучення-аліменти.docx
+++ b/apps/web/public/договір_розлучення-аліменти.docx
@@ -870,6 +870,14 @@
         <w:rPr>
           <w:sz w:val="20"/>
           <w:szCs w:val="20"/>
+          <w:lang w:val="en-US"/>
+        </w:rPr>
+        <w:t xml:space="preserve">,</w:t>
+      </w:r>
+      <w:r>
+        <w:rPr>
+          <w:sz w:val="20"/>
+          <w:szCs w:val="20"/>
         </w:rPr>
         <w:t xml:space="preserve"> вести  цю справу   від свого іме</w:t>
       </w:r>
@@ -1372,7 +1380,6 @@
                               <w:rPr>
                                 <w:sz w:val="20"/>
                                 <w:szCs w:val="20"/>
-                                <w:lang w:val="ru-RU"/>
                               </w:rPr>
                             </w:r>
                             <w:r>
@@ -1676,7 +1683,6 @@
                         <w:rPr>
                           <w:sz w:val="20"/>
                           <w:szCs w:val="20"/>
-                          <w:lang w:val="ru-RU"/>
                         </w:rPr>
                       </w:r>
                       <w:r>
